--- a/klagomål/S 1414-2026 FSC-klagomål.docx
+++ b/klagomål/S 1414-2026 FSC-klagomål.docx
@@ -852,7 +852,7 @@
     <w:r>
       <w:tab/>
       <w:tab/>
-      <w:t>2026-07-13</w:t>
+      <w:t>2026-07-14</w:t>
       <w:br/>
       <w:br/>
     </w:r>

--- a/klagomål/S 1414-2026 FSC-klagomål.docx
+++ b/klagomål/S 1414-2026 FSC-klagomål.docx
@@ -852,7 +852,7 @@
     <w:r>
       <w:tab/>
       <w:tab/>
-      <w:t>2026-07-14</w:t>
+      <w:t>2026-07-15</w:t>
       <w:br/>
       <w:br/>
     </w:r>

--- a/klagomål/S 1414-2026 FSC-klagomål.docx
+++ b/klagomål/S 1414-2026 FSC-klagomål.docx
@@ -852,7 +852,7 @@
     <w:r>
       <w:tab/>
       <w:tab/>
-      <w:t>2026-07-15</w:t>
+      <w:t>2026-07-16</w:t>
       <w:br/>
       <w:br/>
     </w:r>

--- a/klagomål/S 1414-2026 FSC-klagomål.docx
+++ b/klagomål/S 1414-2026 FSC-klagomål.docx
@@ -852,7 +852,7 @@
     <w:r>
       <w:tab/>
       <w:tab/>
-      <w:t>2026-07-16</w:t>
+      <w:t>2026-07-17</w:t>
       <w:br/>
       <w:br/>
     </w:r>

--- a/klagomål/S 1414-2026 FSC-klagomål.docx
+++ b/klagomål/S 1414-2026 FSC-klagomål.docx
@@ -852,7 +852,7 @@
     <w:r>
       <w:tab/>
       <w:tab/>
-      <w:t>2026-07-17</w:t>
+      <w:t>2026-07-18</w:t>
       <w:br/>
       <w:br/>
     </w:r>

--- a/klagomål/S 1414-2026 FSC-klagomål.docx
+++ b/klagomål/S 1414-2026 FSC-klagomål.docx
@@ -852,7 +852,7 @@
     <w:r>
       <w:tab/>
       <w:tab/>
-      <w:t>2026-07-18</w:t>
+      <w:t>2026-07-19</w:t>
       <w:br/>
       <w:br/>
     </w:r>

--- a/klagomål/S 1414-2026 FSC-klagomål.docx
+++ b/klagomål/S 1414-2026 FSC-klagomål.docx
@@ -852,7 +852,7 @@
     <w:r>
       <w:tab/>
       <w:tab/>
-      <w:t>2026-07-19</w:t>
+      <w:t>2026-07-20</w:t>
       <w:br/>
       <w:br/>
     </w:r>

--- a/klagomål/S 1414-2026 FSC-klagomål.docx
+++ b/klagomål/S 1414-2026 FSC-klagomål.docx
@@ -852,7 +852,7 @@
     <w:r>
       <w:tab/>
       <w:tab/>
-      <w:t>2026-07-20</w:t>
+      <w:t>2026-07-21</w:t>
       <w:br/>
       <w:br/>
     </w:r>

--- a/klagomål/S 1414-2026 FSC-klagomål.docx
+++ b/klagomål/S 1414-2026 FSC-klagomål.docx
@@ -852,7 +852,7 @@
     <w:r>
       <w:tab/>
       <w:tab/>
-      <w:t>2026-07-21</w:t>
+      <w:t>2026-07-22</w:t>
       <w:br/>
       <w:br/>
     </w:r>

--- a/klagomål/S 1414-2026 FSC-klagomål.docx
+++ b/klagomål/S 1414-2026 FSC-klagomål.docx
@@ -852,7 +852,7 @@
     <w:r>
       <w:tab/>
       <w:tab/>
-      <w:t>2026-07-22</w:t>
+      <w:t>2026-07-23</w:t>
       <w:br/>
       <w:br/>
     </w:r>

--- a/klagomål/S 1414-2026 FSC-klagomål.docx
+++ b/klagomål/S 1414-2026 FSC-klagomål.docx
@@ -852,7 +852,7 @@
     <w:r>
       <w:tab/>
       <w:tab/>
-      <w:t>2026-07-23</w:t>
+      <w:t>2026-07-24</w:t>
       <w:br/>
       <w:br/>
     </w:r>

--- a/klagomål/S 1414-2026 FSC-klagomål.docx
+++ b/klagomål/S 1414-2026 FSC-klagomål.docx
@@ -852,7 +852,7 @@
     <w:r>
       <w:tab/>
       <w:tab/>
-      <w:t>2026-07-24</w:t>
+      <w:t>2026-07-25</w:t>
       <w:br/>
       <w:br/>
     </w:r>

--- a/klagomål/S 1414-2026 FSC-klagomål.docx
+++ b/klagomål/S 1414-2026 FSC-klagomål.docx
@@ -852,7 +852,7 @@
     <w:r>
       <w:tab/>
       <w:tab/>
-      <w:t>2026-07-25</w:t>
+      <w:t>2026-07-26</w:t>
       <w:br/>
       <w:br/>
     </w:r>

--- a/klagomål/S 1414-2026 FSC-klagomål.docx
+++ b/klagomål/S 1414-2026 FSC-klagomål.docx
@@ -852,7 +852,7 @@
     <w:r>
       <w:tab/>
       <w:tab/>
-      <w:t>2026-07-26</w:t>
+      <w:t>2026-07-27</w:t>
       <w:br/>
       <w:br/>
     </w:r>

--- a/klagomål/S 1414-2026 FSC-klagomål.docx
+++ b/klagomål/S 1414-2026 FSC-klagomål.docx
@@ -852,7 +852,7 @@
     <w:r>
       <w:tab/>
       <w:tab/>
-      <w:t>2026-07-27</w:t>
+      <w:t>2026-07-28</w:t>
       <w:br/>
       <w:br/>
     </w:r>

--- a/klagomål/S 1414-2026 FSC-klagomål.docx
+++ b/klagomål/S 1414-2026 FSC-klagomål.docx
@@ -852,7 +852,7 @@
     <w:r>
       <w:tab/>
       <w:tab/>
-      <w:t>2026-07-28</w:t>
+      <w:t>2026-07-29</w:t>
       <w:br/>
       <w:br/>
     </w:r>

--- a/klagomål/S 1414-2026 FSC-klagomål.docx
+++ b/klagomål/S 1414-2026 FSC-klagomål.docx
@@ -852,7 +852,7 @@
     <w:r>
       <w:tab/>
       <w:tab/>
-      <w:t>2026-07-29</w:t>
+      <w:t>2026-07-30</w:t>
       <w:br/>
       <w:br/>
     </w:r>

--- a/klagomål/S 1414-2026 FSC-klagomål.docx
+++ b/klagomål/S 1414-2026 FSC-klagomål.docx
@@ -852,7 +852,7 @@
     <w:r>
       <w:tab/>
       <w:tab/>
-      <w:t>2026-07-30</w:t>
+      <w:t>2026-07-31</w:t>
       <w:br/>
       <w:br/>
     </w:r>

--- a/klagomål/S 1414-2026 FSC-klagomål.docx
+++ b/klagomål/S 1414-2026 FSC-klagomål.docx
@@ -852,7 +852,7 @@
     <w:r>
       <w:tab/>
       <w:tab/>
-      <w:t>2026-07-31</w:t>
+      <w:t>2026-08-01</w:t>
       <w:br/>
       <w:br/>
     </w:r>

--- a/klagomål/S 1414-2026 FSC-klagomål.docx
+++ b/klagomål/S 1414-2026 FSC-klagomål.docx
@@ -852,7 +852,7 @@
     <w:r>
       <w:tab/>
       <w:tab/>
-      <w:t>2026-08-01</w:t>
+      <w:t>2026-08-02</w:t>
       <w:br/>
       <w:br/>
     </w:r>

--- a/klagomål/S 1414-2026 FSC-klagomål.docx
+++ b/klagomål/S 1414-2026 FSC-klagomål.docx
@@ -852,7 +852,7 @@
     <w:r>
       <w:tab/>
       <w:tab/>
-      <w:t>2026-08-02</w:t>
+      <w:t>2026-08-03</w:t>
       <w:br/>
       <w:br/>
     </w:r>

--- a/klagomål/S 1414-2026 FSC-klagomål.docx
+++ b/klagomål/S 1414-2026 FSC-klagomål.docx
@@ -852,7 +852,7 @@
     <w:r>
       <w:tab/>
       <w:tab/>
-      <w:t>2026-08-03</w:t>
+      <w:t>2026-08-05</w:t>
       <w:br/>
       <w:br/>
     </w:r>

--- a/klagomål/S 1414-2026 FSC-klagomål.docx
+++ b/klagomål/S 1414-2026 FSC-klagomål.docx
@@ -852,7 +852,7 @@
     <w:r>
       <w:tab/>
       <w:tab/>
-      <w:t>2026-08-05</w:t>
+      <w:t>2026-08-07</w:t>
       <w:br/>
       <w:br/>
     </w:r>

--- a/klagomål/S 1414-2026 FSC-klagomål.docx
+++ b/klagomål/S 1414-2026 FSC-klagomål.docx
@@ -852,7 +852,7 @@
     <w:r>
       <w:tab/>
       <w:tab/>
-      <w:t>2026-08-07</w:t>
+      <w:t>2026-08-08</w:t>
       <w:br/>
       <w:br/>
     </w:r>

--- a/klagomål/S 1414-2026 FSC-klagomål.docx
+++ b/klagomål/S 1414-2026 FSC-klagomål.docx
@@ -216,7 +216,7 @@
         <w:spacing w:after="240"/>
       </w:pPr>
       <w:r>
-        <w:t>Figur 1. Fyndplatser för naturvårdsarter i och inom 23 meter från samrådsanmälan. Markörer utan svart kant är placerade på fyndplatsen. Markörer med svart kant är placerade vid sidan av fyndplatsen har ett svart streck som visar fyndplatsens exakta position. Kartans mittpunktskoordinat är N 6337563, E 555498 i SWEREF 99 TM.</w:t>
+        <w:t>Figur 1. Fyndplatser för naturvårdsarter i och inom 23 meter från samrådsanmälan. Markörer utan svart kant är placerade på fyndplatsen. Markörer med svart kant är placerade vid sidan av fyndplatsen och har ett svart streck som visar fyndplatsens exakta position. Kartans mittpunktskoordinat är N 6337563, E 555498 i SWEREF 99 TM.</w:t>
       </w:r>
     </w:p>
     <w:p>
@@ -852,7 +852,7 @@
     <w:r>
       <w:tab/>
       <w:tab/>
-      <w:t>2026-08-14</w:t>
+      <w:t>2026-08-15</w:t>
       <w:br/>
       <w:br/>
     </w:r>

--- a/klagomål/S 1414-2026 FSC-klagomål.docx
+++ b/klagomål/S 1414-2026 FSC-klagomål.docx
@@ -852,7 +852,7 @@
     <w:r>
       <w:tab/>
       <w:tab/>
-      <w:t>2026-08-15</w:t>
+      <w:t>2026-08-16</w:t>
       <w:br/>
       <w:br/>
     </w:r>

--- a/klagomål/S 1414-2026 FSC-klagomål.docx
+++ b/klagomål/S 1414-2026 FSC-klagomål.docx
@@ -852,7 +852,7 @@
     <w:r>
       <w:tab/>
       <w:tab/>
-      <w:t>2026-08-16</w:t>
+      <w:t>2026-08-17</w:t>
       <w:br/>
       <w:br/>
     </w:r>

--- a/klagomål/S 1414-2026 FSC-klagomål.docx
+++ b/klagomål/S 1414-2026 FSC-klagomål.docx
@@ -852,7 +852,7 @@
     <w:r>
       <w:tab/>
       <w:tab/>
-      <w:t>2026-08-17</w:t>
+      <w:t>2026-08-18</w:t>
       <w:br/>
       <w:br/>
     </w:r>

--- a/klagomål/S 1414-2026 FSC-klagomål.docx
+++ b/klagomål/S 1414-2026 FSC-klagomål.docx
@@ -852,7 +852,7 @@
     <w:r>
       <w:tab/>
       <w:tab/>
-      <w:t>2026-08-18</w:t>
+      <w:t>2026-08-19</w:t>
       <w:br/>
       <w:br/>
     </w:r>

--- a/klagomål/S 1414-2026 FSC-klagomål.docx
+++ b/klagomål/S 1414-2026 FSC-klagomål.docx
@@ -852,7 +852,7 @@
     <w:r>
       <w:tab/>
       <w:tab/>
-      <w:t>2026-08-19</w:t>
+      <w:t>2026-08-20</w:t>
       <w:br/>
       <w:br/>
     </w:r>

--- a/klagomål/S 1414-2026 FSC-klagomål.docx
+++ b/klagomål/S 1414-2026 FSC-klagomål.docx
@@ -852,7 +852,7 @@
     <w:r>
       <w:tab/>
       <w:tab/>
-      <w:t>2026-08-20</w:t>
+      <w:t>2026-08-21</w:t>
       <w:br/>
       <w:br/>
     </w:r>

--- a/klagomål/S 1414-2026 FSC-klagomål.docx
+++ b/klagomål/S 1414-2026 FSC-klagomål.docx
@@ -852,7 +852,7 @@
     <w:r>
       <w:tab/>
       <w:tab/>
-      <w:t>2026-08-21</w:t>
+      <w:t>2026-08-22</w:t>
       <w:br/>
       <w:br/>
     </w:r>

--- a/klagomål/S 1414-2026 FSC-klagomål.docx
+++ b/klagomål/S 1414-2026 FSC-klagomål.docx
@@ -852,7 +852,7 @@
     <w:r>
       <w:tab/>
       <w:tab/>
-      <w:t>2026-08-22</w:t>
+      <w:t>2026-08-23</w:t>
       <w:br/>
       <w:br/>
     </w:r>

--- a/klagomål/S 1414-2026 FSC-klagomål.docx
+++ b/klagomål/S 1414-2026 FSC-klagomål.docx
@@ -852,7 +852,7 @@
     <w:r>
       <w:tab/>
       <w:tab/>
-      <w:t>2026-08-23</w:t>
+      <w:t>2026-08-24</w:t>
       <w:br/>
       <w:br/>
     </w:r>

--- a/klagomål/S 1414-2026 FSC-klagomål.docx
+++ b/klagomål/S 1414-2026 FSC-klagomål.docx
@@ -852,7 +852,7 @@
     <w:r>
       <w:tab/>
       <w:tab/>
-      <w:t>2026-08-24</w:t>
+      <w:t>2026-08-25</w:t>
       <w:br/>
       <w:br/>
     </w:r>

--- a/klagomål/S 1414-2026 FSC-klagomål.docx
+++ b/klagomål/S 1414-2026 FSC-klagomål.docx
@@ -852,7 +852,7 @@
     <w:r>
       <w:tab/>
       <w:tab/>
-      <w:t>2026-08-25</w:t>
+      <w:t>2026-08-26</w:t>
       <w:br/>
       <w:br/>
     </w:r>

--- a/klagomål/S 1414-2026 FSC-klagomål.docx
+++ b/klagomål/S 1414-2026 FSC-klagomål.docx
@@ -852,7 +852,7 @@
     <w:r>
       <w:tab/>
       <w:tab/>
-      <w:t>2026-08-26</w:t>
+      <w:t>2026-08-27</w:t>
       <w:br/>
       <w:br/>
     </w:r>

--- a/klagomål/S 1414-2026 FSC-klagomål.docx
+++ b/klagomål/S 1414-2026 FSC-klagomål.docx
@@ -852,7 +852,7 @@
     <w:r>
       <w:tab/>
       <w:tab/>
-      <w:t>2026-08-27</w:t>
+      <w:t>2026-08-28</w:t>
       <w:br/>
       <w:br/>
     </w:r>

--- a/klagomål/S 1414-2026 FSC-klagomål.docx
+++ b/klagomål/S 1414-2026 FSC-klagomål.docx
@@ -852,7 +852,7 @@
     <w:r>
       <w:tab/>
       <w:tab/>
-      <w:t>2026-08-28</w:t>
+      <w:t>2026-08-29</w:t>
       <w:br/>
       <w:br/>
     </w:r>

--- a/klagomål/S 1414-2026 FSC-klagomål.docx
+++ b/klagomål/S 1414-2026 FSC-klagomål.docx
@@ -852,7 +852,7 @@
     <w:r>
       <w:tab/>
       <w:tab/>
-      <w:t>2026-08-29</w:t>
+      <w:t>2026-08-31</w:t>
       <w:br/>
       <w:br/>
     </w:r>

--- a/klagomål/S 1414-2026 FSC-klagomål.docx
+++ b/klagomål/S 1414-2026 FSC-klagomål.docx
@@ -852,7 +852,7 @@
     <w:r>
       <w:tab/>
       <w:tab/>
-      <w:t>2026-08-31</w:t>
+      <w:t>2026-09-01</w:t>
       <w:br/>
       <w:br/>
     </w:r>

--- a/klagomål/S 1414-2026 FSC-klagomål.docx
+++ b/klagomål/S 1414-2026 FSC-klagomål.docx
@@ -852,7 +852,7 @@
     <w:r>
       <w:tab/>
       <w:tab/>
-      <w:t>2026-09-01</w:t>
+      <w:t>2026-09-02</w:t>
       <w:br/>
       <w:br/>
     </w:r>

--- a/klagomål/S 1414-2026 FSC-klagomål.docx
+++ b/klagomål/S 1414-2026 FSC-klagomål.docx
@@ -852,7 +852,7 @@
     <w:r>
       <w:tab/>
       <w:tab/>
-      <w:t>2026-09-02</w:t>
+      <w:t>2026-09-03</w:t>
       <w:br/>
       <w:br/>
     </w:r>

--- a/klagomål/S 1414-2026 FSC-klagomål.docx
+++ b/klagomål/S 1414-2026 FSC-klagomål.docx
@@ -852,7 +852,7 @@
     <w:r>
       <w:tab/>
       <w:tab/>
-      <w:t>2026-09-03</w:t>
+      <w:t>2026-09-04</w:t>
       <w:br/>
       <w:br/>
     </w:r>

--- a/klagomål/S 1414-2026 FSC-klagomål.docx
+++ b/klagomål/S 1414-2026 FSC-klagomål.docx
@@ -178,7 +178,7 @@
       <w:r>
         <w:drawing>
           <wp:inline xmlns:a="http://schemas.openxmlformats.org/drawingml/2006/main" xmlns:pic="http://schemas.openxmlformats.org/drawingml/2006/picture">
-            <wp:extent cx="5486400" cy="4781499"/>
+            <wp:extent cx="5486400" cy="4556342"/>
             <wp:docPr id="1" name="Picture 1"/>
             <wp:cNvGraphicFramePr>
               <a:graphicFrameLocks noChangeAspect="1"/>
@@ -199,7 +199,7 @@
                   <pic:spPr>
                     <a:xfrm>
                       <a:off x="0" y="0"/>
-                      <a:ext cx="5486400" cy="4781499"/>
+                      <a:ext cx="5486400" cy="4556342"/>
                     </a:xfrm>
                     <a:prstGeom prst="rect"/>
                   </pic:spPr>
@@ -221,7 +221,7 @@
     </w:p>
     <w:p>
       <w:r>
-        <w:t>I och inom 23 meter från samrådsanmälan finns fynd av 3 naturvårdsarter, varav 2 är rödlistade, 1 är fridlyst och 1 är typisk (T): svartoxe (EN), talltita (NT, §4) och kärrviol (T). Se Figur 1.</w:t>
+        <w:t>I och inom 23 meter från samrådsanmälan finns fynd av 9 naturvårdsarter, varav 5 är rödlistade, 1 är fridlyst, 5 är typiska (T) och 2 är signalarter (S): svartoxe (EN), större flatbagge (NT), talltita (NT, §4), ullticka (NT, T), vedtrappmossa (NT, T), björksplintborre (S), bronshjon (S, T), kärrviol (T) och majbräken (T). Se Figur 1.</w:t>
       </w:r>
     </w:p>
     <w:p>
@@ -263,10 +263,141 @@
         <w:rPr>
           <w:b/>
         </w:rPr>
+        <w:t>Större flatbagge</w:t>
+      </w:r>
+      <w:r>
+        <w:rPr>
+          <w:b/>
+          <w:i/>
+        </w:rPr>
+        <w:t xml:space="preserve"> </w:t>
+      </w:r>
+      <w:r>
+        <w:rPr>
+          <w:b/>
+        </w:rPr>
+        <w:t xml:space="preserve">(NT) </w:t>
+      </w:r>
+      <w:r>
+        <w:t>är en skalbagge vars larvutveckling sker i brunrötad ved i högstubbar eller torrträd av både barrträd och lövträd, oftast tall, gran och björk, men även asp, klibbal och gråal. Vedsvampar som skapar lämplig vedröta är klibbticka och björkticka. När skalbaggarna lämnar veden uppstår typiskt stora, ovala flyghål på vedytan, i formen ungefär som ett avrundat myntinkast. De födosöker gärna på undersidan av levande klibbtickor, varvid det uppstår ytliga gnagspår i sporlagret. Arten hotas av bekämpningsaktioner mot den åttatandade barkborren, vilken genom ståndskogsangrepp dödar träd som knappt tio år senare blir mycket lämpliga för stor flatbagge. På många ställen minskar snabbt de bestånd av gammal vårtbjörk som även är viktiga för artens överlevnad. Främst är det viktigt att gammal granskog eller lövbrännor sparas i form av nyckelbiotoper eller reservat. I den brukade skogen är det viktigt att spara stående torrgranar och vårtbjörkar samt att man ej har långa tidsmässiga specialföreskrifter för att eliminera sparande av granbarkborregranar som undanrycker successionsmöjligheter av utvecklingssubstrat för denna och många andra rödlistade arter i hela län. Större flatbagge är rödlistad som nära hotad (NT) på den europeiska rödlistan, vilket medför ett internationellt ansvar för arten (IUCN, 2025; SLU Artdatabanken, 2024).</w:t>
+      </w:r>
+    </w:p>
+    <w:p>
+      <w:r>
+        <w:rPr>
+          <w:b/>
+        </w:rPr>
         <w:t>Talltita (NT, §4)</w:t>
       </w:r>
       <w:r>
         <w:t>, rödlistad som nära hotad och prioriterad art i Skogsvårdslagen, har häckningsrevir i anmälan. Arten har minskat kraftigt de senaste 30 åren och minskningstakten innevarande 10-årsperiod beräknas till 20 (10–30) %. Talltitan är synnerligen trogen sitt cirka 15 hektar stora revir och är beroende av flerskiktade olikåldriga skogar för att kunna föda upp sina ungar. Talltitan försvinner om dess livsmiljö kalavverkas (Eggers &amp; Low, 2014; Ekman, 1979; Griesser et al, 2007; Klein, 2020; Siffczyk et al, 2003; SLU Artdatabanken, 2021).</w:t>
+      </w:r>
+    </w:p>
+    <w:p>
+      <w:r>
+        <w:rPr>
+          <w:b/>
+        </w:rPr>
+        <w:t>Ullticka (NT)</w:t>
+      </w:r>
+      <w:r>
+        <w:t xml:space="preserve"> är knuten till restbestånd av barrnaturskog och förekommer med ett tydligt optimum i orörda eller måttligt påverkade gamla granskogar där det föreligger viss kontinuitet av grov död ved. Ullticka är en bra signalart inom hela sitt utbredningsområde och i södra Sverige är den sällsynt och en god signalart för skyddsvärda granskogsmiljöer. Den hotas av avverkning och fragmentering av naturskog och äldre granskog med lång trädkontinuitet. På ullticka kan ibland ulltickeporing (VU) påträffas - det är en sällsynt ticka som nyligen delats upp i de tre olika arterna ulltickeporing </w:t>
+      </w:r>
+      <w:r>
+        <w:rPr>
+          <w:i/>
+        </w:rPr>
+        <w:t xml:space="preserve">Skeletocutis brevispora </w:t>
+      </w:r>
+      <w:r>
+        <w:t>(VU)</w:t>
+      </w:r>
+      <w:r>
+        <w:rPr>
+          <w:i/>
+        </w:rPr>
+        <w:t>, Skeletocutis delicata</w:t>
+      </w:r>
+      <w:r>
+        <w:t xml:space="preserve"> (VU)</w:t>
+      </w:r>
+      <w:r>
+        <w:rPr>
+          <w:i/>
+        </w:rPr>
+        <w:t xml:space="preserve"> och Skeletocutis exilis</w:t>
+      </w:r>
+      <w:r>
+        <w:t xml:space="preserve"> (NT). Ullticka är typisk art för </w:t>
+      </w:r>
+      <w:r>
+        <w:rPr>
+          <w:i/>
+        </w:rPr>
+        <w:t xml:space="preserve">9010 Taiga, 9050 Näringsrik granskog </w:t>
+      </w:r>
+      <w:r>
+        <w:t xml:space="preserve">och </w:t>
+      </w:r>
+      <w:r>
+        <w:rPr>
+          <w:i/>
+        </w:rPr>
+        <w:t>9030 Landhöjningsskog</w:t>
+      </w:r>
+      <w:r>
+        <w:t xml:space="preserve"> (SLU Artdatabanken, 2026; Nitare &amp; Skogsstyrelsen, 2019; Miettinen &amp; Niemelä, 2018).</w:t>
+      </w:r>
+    </w:p>
+    <w:p>
+      <w:r>
+        <w:rPr>
+          <w:b/>
+        </w:rPr>
+        <w:t xml:space="preserve">Vedtrappmossa (NT) </w:t>
+      </w:r>
+      <w:r>
+        <w:t xml:space="preserve">växer på död ved, främst i gammal granskog. Den förekommer knappast alls i fjällnära barrskogar utan finns i skogslandskapet nedom fjällen och framför allt i landets södra delar är den en mycket bra signalart för barrnaturskog med höga naturvärden. Skogsavverkning och brist på grov död ved i skogen är de allvarligaste hoten och den överlever inte kalhyggesbruk. Lokaler med sluten granskog, tillräckligt stora för att säkerställa ett kontinuerligt tillskott på grova lågor, bör undantas från storskaligt skogsbruk. Vedtrappmossa är typisk art för </w:t>
+      </w:r>
+      <w:r>
+        <w:rPr>
+          <w:i/>
+        </w:rPr>
+        <w:t>9010 Taiga</w:t>
+      </w:r>
+      <w:r>
+        <w:t xml:space="preserve"> (SLU Artdatabanken, 2024).</w:t>
+      </w:r>
+    </w:p>
+    <w:p>
+      <w:r>
+        <w:rPr>
+          <w:b/>
+        </w:rPr>
+        <w:t xml:space="preserve">Björksplintborre </w:t>
+      </w:r>
+      <w:r>
+        <w:t>är en skalbagge vars larvutveckling sker i bark på nyligen döda björkar, både stående träd och vindfällen. En prydlig rad med runda ventilationshål i barken ovanför modergången är synnerligen karaktäristiskt. Arten är knuten till lövrika blandskogar med en hög andel gamla träd, och starkt gynnad av naturliga störningar som torka, översvämningar, brand och stormfällningar. Talrika gnagspår kan tyda på biotoper med höga naturvärden, exempelvis för ovanliga hackspettar och andra, mer sällsynta vedinsekter. Larverna är omtyckt hackspettsföda (SLU Artdatabanken, 2025).</w:t>
+      </w:r>
+    </w:p>
+    <w:p>
+      <w:r>
+        <w:rPr>
+          <w:b/>
+        </w:rPr>
+        <w:t>Bronshjon</w:t>
+      </w:r>
+      <w:r>
+        <w:t xml:space="preserve"> är en skalbagge vars larvutveckling sker under grov bark på stammar av döda eller döende barrträd, främst gran, i mindre omfattning tall. Arten är knuten till äldre, naturskogslik granskog med inslag av torkande träd. Bronshjon är typisk art för </w:t>
+      </w:r>
+      <w:r>
+        <w:rPr>
+          <w:i/>
+        </w:rPr>
+        <w:t>9010 Taiga</w:t>
+      </w:r>
+      <w:r>
+        <w:t xml:space="preserve"> (SLU Artdatabanken, 2025).</w:t>
       </w:r>
     </w:p>
     <w:p>
@@ -293,6 +424,35 @@
           <w:i/>
         </w:rPr>
         <w:t xml:space="preserve"> 6450 Svämängar </w:t>
+      </w:r>
+      <w:r>
+        <w:t>(SLU Artdatabanken, 2025).</w:t>
+      </w:r>
+    </w:p>
+    <w:p>
+      <w:r>
+        <w:rPr>
+          <w:b/>
+        </w:rPr>
+        <w:t xml:space="preserve">Majbräken </w:t>
+      </w:r>
+      <w:r>
+        <w:t xml:space="preserve">är typisk art för </w:t>
+      </w:r>
+      <w:r>
+        <w:rPr>
+          <w:i/>
+        </w:rPr>
+        <w:t xml:space="preserve">9050 Näringsrik granskog </w:t>
+      </w:r>
+      <w:r>
+        <w:t>och</w:t>
+      </w:r>
+      <w:r>
+        <w:rPr>
+          <w:i/>
+        </w:rPr>
+        <w:t xml:space="preserve"> 9750 Svämlövskog </w:t>
       </w:r>
       <w:r>
         <w:t>(SLU Artdatabanken, 2025).</w:t>
@@ -404,7 +564,7 @@
         <w:rPr>
           <w:i/>
         </w:rPr>
-        <w:t>I det samrådsanmälda skogsområdet har 3 naturvårdsarter varav 2 rödlistade arter sina livsmiljöer och växtplatser.</w:t>
+        <w:t>I det samrådsanmälda skogsområdet har 9 naturvårdsarter varav 5 rödlistade arter sina livsmiljöer och växtplatser.</w:t>
       </w:r>
     </w:p>
     <w:p>
@@ -852,7 +1012,7 @@
     <w:r>
       <w:tab/>
       <w:tab/>
-      <w:t>2026-09-04</w:t>
+      <w:t>2026-09-05</w:t>
       <w:br/>
       <w:br/>
     </w:r>

--- a/klagomål/S 1414-2026 FSC-klagomål.docx
+++ b/klagomål/S 1414-2026 FSC-klagomål.docx
@@ -1012,7 +1012,7 @@
     <w:r>
       <w:tab/>
       <w:tab/>
-      <w:t>2026-09-05</w:t>
+      <w:t>2026-09-06</w:t>
       <w:br/>
       <w:br/>
     </w:r>

--- a/klagomål/S 1414-2026 FSC-klagomål.docx
+++ b/klagomål/S 1414-2026 FSC-klagomål.docx
@@ -1012,7 +1012,7 @@
     <w:r>
       <w:tab/>
       <w:tab/>
-      <w:t>2026-09-06</w:t>
+      <w:t>2026-09-07</w:t>
       <w:br/>
       <w:br/>
     </w:r>

--- a/klagomål/S 1414-2026 FSC-klagomål.docx
+++ b/klagomål/S 1414-2026 FSC-klagomål.docx
@@ -1012,7 +1012,7 @@
     <w:r>
       <w:tab/>
       <w:tab/>
-      <w:t>2026-09-07</w:t>
+      <w:t>2026-09-08</w:t>
       <w:br/>
       <w:br/>
     </w:r>

--- a/klagomål/S 1414-2026 FSC-klagomål.docx
+++ b/klagomål/S 1414-2026 FSC-klagomål.docx
@@ -1012,7 +1012,7 @@
     <w:r>
       <w:tab/>
       <w:tab/>
-      <w:t>2026-09-08</w:t>
+      <w:t>2026-09-09</w:t>
       <w:br/>
       <w:br/>
     </w:r>

--- a/klagomål/S 1414-2026 FSC-klagomål.docx
+++ b/klagomål/S 1414-2026 FSC-klagomål.docx
@@ -1012,7 +1012,7 @@
     <w:r>
       <w:tab/>
       <w:tab/>
-      <w:t>2026-09-09</w:t>
+      <w:t>2026-09-10</w:t>
       <w:br/>
       <w:br/>
     </w:r>

--- a/klagomål/S 1414-2026 FSC-klagomål.docx
+++ b/klagomål/S 1414-2026 FSC-klagomål.docx
@@ -1012,7 +1012,7 @@
     <w:r>
       <w:tab/>
       <w:tab/>
-      <w:t>2026-09-10</w:t>
+      <w:t>2026-09-11</w:t>
       <w:br/>
       <w:br/>
     </w:r>

--- a/klagomål/S 1414-2026 FSC-klagomål.docx
+++ b/klagomål/S 1414-2026 FSC-klagomål.docx
@@ -1012,7 +1012,7 @@
     <w:r>
       <w:tab/>
       <w:tab/>
-      <w:t>2026-09-11</w:t>
+      <w:t>2026-09-12</w:t>
       <w:br/>
       <w:br/>
     </w:r>

--- a/klagomål/S 1414-2026 FSC-klagomål.docx
+++ b/klagomål/S 1414-2026 FSC-klagomål.docx
@@ -1012,7 +1012,7 @@
     <w:r>
       <w:tab/>
       <w:tab/>
-      <w:t>2026-09-12</w:t>
+      <w:t>2026-09-13</w:t>
       <w:br/>
       <w:br/>
     </w:r>
